--- a/docs/factsheets/f-confidenceintervals.docx
+++ b/docs/factsheets/f-confidenceintervals.docx
@@ -48,7 +48,7 @@
       <w:r>
         <w:t xml:space="preserve"> </w:t>
       </w:r>
-      <w:hyperlink r:id="rId20">
+      <w:hyperlink r:id="rId9">
         <w:r>
           <w:rPr>
             <w:rStyle w:val="Hyperlink"/>
@@ -57,7 +57,7 @@
         </w:r>
       </w:hyperlink>
     </w:p>
-    <w:bookmarkStart w:id="24" w:name="what-is-a-confidence-interval"/>
+    <w:bookmarkStart w:id="13" w:name="what-is-a-confidence-interval"/>
     <w:p>
       <w:pPr>
         <w:pStyle w:val="Heading2"/>
@@ -131,18 +131,18 @@
                 <wp:inline>
                   <wp:extent cx="152400" cy="152400"/>
                   <wp:effectExtent b="0" l="0" r="0" t="0"/>
-                  <wp:docPr descr="" title="" id="22" name="Picture"/>
+                  <wp:docPr descr="" title="" id="11" name="Picture"/>
                   <a:graphic>
                     <a:graphicData uri="http://schemas.openxmlformats.org/drawingml/2006/picture">
                       <pic:pic>
                         <pic:nvPicPr>
-                          <pic:cNvPr descr="/Applications/quarto/share/formats/docx/note.png" id="23" name="Picture"/>
+                          <pic:cNvPr descr="/Applications/quarto/share/formats/docx/note.png" id="12" name="Picture"/>
                           <pic:cNvPicPr>
                             <a:picLocks noChangeArrowheads="1" noChangeAspect="1"/>
                           </pic:cNvPicPr>
                         </pic:nvPicPr>
                         <pic:blipFill>
-                          <a:blip r:embed="rId21"/>
+                          <a:blip r:embed="rId10"/>
                           <a:stretch>
                             <a:fillRect/>
                           </a:stretch>
@@ -208,71 +208,73 @@
                 <m:jc m:val="center"/>
               </m:oMathParaPr>
               <m:oMath>
-                <m:d>
-                  <m:dPr>
-                    <m:begChr m:val="["/>
-                    <m:sepChr m:val=""/>
-                    <m:endChr m:val="]"/>
-                    <m:grow/>
-                  </m:dPr>
+                <m:r>
+                  <m:rPr>
+                    <m:sty m:val="p"/>
+                  </m:rPr>
+                  <m:t>[</m:t>
+                </m:r>
+                <m:acc>
+                  <m:accPr>
+                    <m:chr m:val="‾"/>
+                  </m:accPr>
                   <m:e>
-                    <m:acc>
-                      <m:accPr>
-                        <m:chr m:val="‾"/>
-                      </m:accPr>
-                      <m:e>
-                        <m:r>
-                          <m:t>x</m:t>
-                        </m:r>
-                      </m:e>
-                    </m:acc>
                     <m:r>
-                      <m:rPr>
-                        <m:sty m:val="p"/>
-                      </m:rPr>
-                      <m:t>±</m:t>
+                      <m:t>x</m:t>
                     </m:r>
-                    <m:sSub>
-                      <m:e>
-                        <m:r>
-                          <m:t>Z</m:t>
-                        </m:r>
-                      </m:e>
-                      <m:sub>
-                        <m:f>
-                          <m:fPr>
-                            <m:type m:val="bar"/>
-                          </m:fPr>
-                          <m:num>
-                            <m:r>
-                              <m:t>α</m:t>
-                            </m:r>
-                          </m:num>
-                          <m:den>
-                            <m:r>
-                              <m:t>2</m:t>
-                            </m:r>
-                          </m:den>
-                        </m:f>
-                      </m:sub>
-                    </m:sSub>
+                  </m:e>
+                </m:acc>
+                <m:r>
+                  <m:rPr>
+                    <m:sty m:val="p"/>
+                  </m:rPr>
+                  <m:t>±</m:t>
+                </m:r>
+                <m:sSub>
+                  <m:e>
+                    <m:r>
+                      <m:t>Z</m:t>
+                    </m:r>
+                  </m:e>
+                  <m:sub>
                     <m:f>
                       <m:fPr>
                         <m:type m:val="bar"/>
                       </m:fPr>
                       <m:num>
                         <m:r>
-                          <m:t>σ</m:t>
+                          <m:t>α</m:t>
                         </m:r>
                       </m:num>
                       <m:den>
                         <m:r>
-                          <m:t>n</m:t>
+                          <m:t>2</m:t>
                         </m:r>
                       </m:den>
                     </m:f>
-                  </m:e>
-                </m:d>
+                  </m:sub>
+                </m:sSub>
+                <m:f>
+                  <m:fPr>
+                    <m:type m:val="bar"/>
+                  </m:fPr>
+                  <m:num>
+                    <m:r>
+                      <m:t>σ</m:t>
+                    </m:r>
+                  </m:num>
+                  <m:den>
+                    <m:r>
+                      <m:t>n</m:t>
+                    </m:r>
+                  </m:den>
+                </m:f>
+                <m:r>
+                  <m:rPr>
+                    <m:sty m:val="p"/>
+                  </m:rPr>
+                  <m:t>]</m:t>
+                </m:r>
               </m:oMath>
             </m:oMathPara>
           </w:p>
@@ -408,8 +410,8 @@
         </w:tc>
       </w:tr>
     </w:tbl>
-    <w:bookmarkEnd w:id="24"/>
-    <w:bookmarkStart w:id="28" w:name="confidence-levels"/>
+    <w:bookmarkEnd w:id="13"/>
+    <w:bookmarkStart w:id="17" w:name="confidence-levels"/>
     <w:p>
       <w:pPr>
         <w:pStyle w:val="Heading1"/>
@@ -489,18 +491,18 @@
                 <wp:inline>
                   <wp:extent cx="152400" cy="152400"/>
                   <wp:effectExtent b="0" l="0" r="0" t="0"/>
-                  <wp:docPr descr="" title="" id="26" name="Picture"/>
+                  <wp:docPr descr="" title="" id="15" name="Picture"/>
                   <a:graphic>
                     <a:graphicData uri="http://schemas.openxmlformats.org/drawingml/2006/picture">
                       <pic:pic>
                         <pic:nvPicPr>
-                          <pic:cNvPr descr="/Applications/quarto/share/formats/docx/caution.png" id="27" name="Picture"/>
+                          <pic:cNvPr descr="/Applications/quarto/share/formats/docx/caution.png" id="16" name="Picture"/>
                           <pic:cNvPicPr>
                             <a:picLocks noChangeArrowheads="1" noChangeAspect="1"/>
                           </pic:cNvPicPr>
                         </pic:nvPicPr>
                         <pic:blipFill>
-                          <a:blip r:embed="rId25"/>
+                          <a:blip r:embed="rId14"/>
                           <a:stretch>
                             <a:fillRect/>
                           </a:stretch>
@@ -650,8 +652,8 @@
         </w:tc>
       </w:tr>
     </w:tbl>
-    <w:bookmarkEnd w:id="28"/>
-    <w:bookmarkStart w:id="29" w:name="X09be0390cdfa336b1f02dc06c6ab98e81da89bc"/>
+    <w:bookmarkEnd w:id="17"/>
+    <w:bookmarkStart w:id="18" w:name="X09be0390cdfa336b1f02dc06c6ab98e81da89bc"/>
     <w:p>
       <w:pPr>
         <w:pStyle w:val="Heading1"/>
@@ -952,8 +954,8 @@
         </w:tc>
       </w:tr>
     </w:tbl>
-    <w:bookmarkEnd w:id="29"/>
-    <w:bookmarkStart w:id="31" w:name="further-reading"/>
+    <w:bookmarkEnd w:id="18"/>
+    <w:bookmarkStart w:id="20" w:name="further-reading"/>
     <w:p>
       <w:pPr>
         <w:pStyle w:val="Heading1"/>
@@ -966,7 +968,7 @@
       <w:pPr>
         <w:pStyle w:val="FirstParagraph"/>
       </w:pPr>
-      <w:hyperlink r:id="rId30">
+      <w:hyperlink r:id="rId19">
         <w:r>
           <w:rPr>
             <w:rStyle w:val="Hyperlink"/>
@@ -975,8 +977,8 @@
         </w:r>
       </w:hyperlink>
     </w:p>
-    <w:bookmarkEnd w:id="31"/>
-    <w:bookmarkStart w:id="33" w:name="version-history"/>
+    <w:bookmarkEnd w:id="20"/>
+    <w:bookmarkStart w:id="22" w:name="version-history"/>
     <w:p>
       <w:pPr>
         <w:pStyle w:val="Heading1"/>
@@ -997,7 +999,7 @@
       <w:pPr>
         <w:pStyle w:val="BodyText"/>
       </w:pPr>
-      <w:hyperlink r:id="rId32">
+      <w:hyperlink r:id="rId21">
         <w:r>
           <w:rPr>
             <w:rStyle w:val="Hyperlink"/>
@@ -1006,7 +1008,7 @@
         </w:r>
       </w:hyperlink>
     </w:p>
-    <w:bookmarkEnd w:id="33"/>
+    <w:bookmarkEnd w:id="22"/>
     <w:sectPr>
       <w:pgSz w:h="15840" w:w="12240"/>
       <w:pgMar w:bottom="1440" w:footer="720" w:gutter="0" w:header="720" w:left="1440" w:right="1440" w:top="1440"/>
